--- a/public/assets/template/docx/surat_ket_numpang_nikah.docx
+++ b/public/assets/template/docx/surat_ket_numpang_nikah.docx
@@ -7,7 +7,7 @@
         <w:pStyle w:val="Author"/>
       </w:pPr>
       <w:r>
-        <w:t xml:space="preserve">ismail - $2010</w:t>
+        <w:t xml:space="preserve">ismail - ${2010}</w:t>
       </w:r>
     </w:p>
     <w:p>
@@ -65,15 +65,15 @@
         <w:pStyle w:val="BodyText"/>
       </w:pPr>
       <w:r>
-        <w:t xml:space="preserve">KABUPATEN $NAMA_KAB</w:t>
-      </w:r>
-    </w:p>
-    <w:p>
-      <w:pPr>
-        <w:pStyle w:val="BodyText"/>
-      </w:pPr>
-      <w:r>
-        <w:t xml:space="preserve">KAPANEWON $NAMA_KEC</w:t>
+        <w:t xml:space="preserve">KABUPATEN ${NAMA_KAB}</w:t>
+      </w:r>
+    </w:p>
+    <w:p>
+      <w:pPr>
+        <w:pStyle w:val="BodyText"/>
+      </w:pPr>
+      <w:r>
+        <w:t xml:space="preserve">KAPANEWON ${NAMA_KEC}</w:t>
       </w:r>
     </w:p>
     <w:p>
@@ -85,15 +85,15 @@
           <w:b/>
           <w:bCs/>
         </w:rPr>
-        <w:t xml:space="preserve">PEMERINTAH KALURAHAN $NAMA_DES</w:t>
-      </w:r>
-    </w:p>
-    <w:p>
-      <w:pPr>
-        <w:pStyle w:val="BodyText"/>
-      </w:pPr>
-      <w:r>
-        <w:t xml:space="preserve">$NAMA_DESA_JAWA</w:t>
+        <w:t xml:space="preserve">PEMERINTAH KALURAHAN ${NAMA_DES}</w:t>
+      </w:r>
+    </w:p>
+    <w:p>
+      <w:pPr>
+        <w:pStyle w:val="BodyText"/>
+      </w:pPr>
+      <w:r>
+        <w:t xml:space="preserve">${NAMA_DESA_JAWA}</w:t>
       </w:r>
       <w:r>
         <w:drawing>
@@ -144,15 +144,15 @@
         <w:pStyle w:val="BodyText"/>
       </w:pPr>
       <w:r>
-        <w:t xml:space="preserve">$ALAMAT_DES</w:t>
-      </w:r>
-    </w:p>
-    <w:p>
-      <w:pPr>
-        <w:pStyle w:val="BodyText"/>
-      </w:pPr>
-      <w:r>
-        <w:t xml:space="preserve">Posel : $ALAMAT_MAIL</w:t>
+        <w:t xml:space="preserve">${ALAMAT_DES}</w:t>
+      </w:r>
+    </w:p>
+    <w:p>
+      <w:pPr>
+        <w:pStyle w:val="BodyText"/>
+      </w:pPr>
+      <w:r>
+        <w:t xml:space="preserve">Posel : ${ALAMAT_MAIL}</w:t>
       </w:r>
     </w:p>
     <w:p>
@@ -173,15 +173,15 @@
         <w:pStyle w:val="BodyText"/>
       </w:pPr>
       <w:r>
-        <w:t xml:space="preserve">Nomor : $NOMOR_SURAT /$KODE_DESA /$TAHUN</w:t>
-      </w:r>
-    </w:p>
-    <w:p>
-      <w:pPr>
-        <w:pStyle w:val="BodyText"/>
-      </w:pPr>
-      <w:r>
-        <w:t xml:space="preserve">Yang bertanda tangan di bawah ini, Lurah $NAMA_DES,</w:t>
+        <w:t xml:space="preserve">Nomor : ${NOMOR_SURAT} /${KODE_DESA} /${TAHUN}</w:t>
+      </w:r>
+    </w:p>
+    <w:p>
+      <w:pPr>
+        <w:pStyle w:val="BodyText"/>
+      </w:pPr>
+      <w:r>
+        <w:t xml:space="preserve">Yang bertanda tangan di bawah ini, Lurah ${NAMA_DES},</w:t>
       </w:r>
       <w:r>
         <w:t xml:space="preserve"> </w:t>
@@ -192,55 +192,55 @@
       </w:r>
       <w:bookmarkEnd w:id="16"/>
       <w:r>
-        <w:t xml:space="preserve">apanewon $NAMA_KEC, Kabupaten $NAMA_KAB, menerangkan dengan sesungguhnya bahwa:</w:t>
-      </w:r>
-    </w:p>
-    <w:p>
-      <w:pPr>
-        <w:pStyle w:val="BodyText"/>
-      </w:pPr>
-      <w:r>
-        <w:t xml:space="preserve">Nama : $NAMA</w:t>
-      </w:r>
-    </w:p>
-    <w:p>
-      <w:pPr>
-        <w:pStyle w:val="BodyText"/>
-      </w:pPr>
-      <w:r>
-        <w:t xml:space="preserve">Bin : $BIN</w:t>
-      </w:r>
-    </w:p>
-    <w:p>
-      <w:pPr>
-        <w:pStyle w:val="BodyText"/>
-      </w:pPr>
-      <w:r>
-        <w:t xml:space="preserve">Tempat tgl lahir : $TTL</w:t>
-      </w:r>
-    </w:p>
-    <w:p>
-      <w:pPr>
-        <w:pStyle w:val="BodyText"/>
-      </w:pPr>
-      <w:r>
-        <w:t xml:space="preserve">Agama : $AGAMA</w:t>
-      </w:r>
-    </w:p>
-    <w:p>
-      <w:pPr>
-        <w:pStyle w:val="BodyText"/>
-      </w:pPr>
-      <w:r>
-        <w:t xml:space="preserve">Pekerjaan : $PEKERJAAN</w:t>
-      </w:r>
-    </w:p>
-    <w:p>
-      <w:pPr>
-        <w:pStyle w:val="BodyText"/>
-      </w:pPr>
-      <w:r>
-        <w:t xml:space="preserve">Alamat : $ALAMAT Kalurahan $NAMA_DES, Kapanewon $NAMA_KEC, Kabupaten $NAMA_KAB</w:t>
+        <w:t xml:space="preserve">apanewon ${NAMA_KEC}, Kabupaten ${NAMA_KAB}, menerangkan dengan sesungguhnya bahwa:</w:t>
+      </w:r>
+    </w:p>
+    <w:p>
+      <w:pPr>
+        <w:pStyle w:val="BodyText"/>
+      </w:pPr>
+      <w:r>
+        <w:t xml:space="preserve">Nama : ${NAMA}</w:t>
+      </w:r>
+    </w:p>
+    <w:p>
+      <w:pPr>
+        <w:pStyle w:val="BodyText"/>
+      </w:pPr>
+      <w:r>
+        <w:t xml:space="preserve">Bin : ${BIN}</w:t>
+      </w:r>
+    </w:p>
+    <w:p>
+      <w:pPr>
+        <w:pStyle w:val="BodyText"/>
+      </w:pPr>
+      <w:r>
+        <w:t xml:space="preserve">Tempat tgl lahir : ${TTL}</w:t>
+      </w:r>
+    </w:p>
+    <w:p>
+      <w:pPr>
+        <w:pStyle w:val="BodyText"/>
+      </w:pPr>
+      <w:r>
+        <w:t xml:space="preserve">Agama : ${AGAMA}</w:t>
+      </w:r>
+    </w:p>
+    <w:p>
+      <w:pPr>
+        <w:pStyle w:val="BodyText"/>
+      </w:pPr>
+      <w:r>
+        <w:t xml:space="preserve">Pekerjaan : ${PEKERJAAN}</w:t>
+      </w:r>
+    </w:p>
+    <w:p>
+      <w:pPr>
+        <w:pStyle w:val="BodyText"/>
+      </w:pPr>
+      <w:r>
+        <w:t xml:space="preserve">Alamat : ${ALAMAT} Kalurahan ${NAMA_DES}, Kapanewon ${NAMA_KEC}, Kabupaten ${NAMA_KAB}</w:t>
       </w:r>
     </w:p>
     <w:p>
@@ -272,47 +272,47 @@
         <w:pStyle w:val="BodyText"/>
       </w:pPr>
       <w:r>
-        <w:t xml:space="preserve">Nama : $NAMA_CALON</w:t>
-      </w:r>
-    </w:p>
-    <w:p>
-      <w:pPr>
-        <w:pStyle w:val="BodyText"/>
-      </w:pPr>
-      <w:r>
-        <w:t xml:space="preserve">Binti : $BINTI</w:t>
-      </w:r>
-    </w:p>
-    <w:p>
-      <w:pPr>
-        <w:pStyle w:val="BodyText"/>
-      </w:pPr>
-      <w:r>
-        <w:t xml:space="preserve">Tempat tgl lahir : $TPT_LAHIR_CALON, $TGL_LAHIR_CALON</w:t>
-      </w:r>
-    </w:p>
-    <w:p>
-      <w:pPr>
-        <w:pStyle w:val="BodyText"/>
-      </w:pPr>
-      <w:r>
-        <w:t xml:space="preserve">Agama : $AGAMA_CALON</w:t>
-      </w:r>
-    </w:p>
-    <w:p>
-      <w:pPr>
-        <w:pStyle w:val="BodyText"/>
-      </w:pPr>
-      <w:r>
-        <w:t xml:space="preserve">Pekerjaan : $KERJA_CALON</w:t>
-      </w:r>
-    </w:p>
-    <w:p>
-      <w:pPr>
-        <w:pStyle w:val="BodyText"/>
-      </w:pPr>
-      <w:r>
-        <w:t xml:space="preserve">Alamat : $ALAMAT_CALON</w:t>
+        <w:t xml:space="preserve">Nama : ${NAMA_CALON}</w:t>
+      </w:r>
+    </w:p>
+    <w:p>
+      <w:pPr>
+        <w:pStyle w:val="BodyText"/>
+      </w:pPr>
+      <w:r>
+        <w:t xml:space="preserve">Binti : ${BINTI}</w:t>
+      </w:r>
+    </w:p>
+    <w:p>
+      <w:pPr>
+        <w:pStyle w:val="BodyText"/>
+      </w:pPr>
+      <w:r>
+        <w:t xml:space="preserve">Tempat tgl lahir : ${TPT_LAHIR_CALON}, ${TGL_LAHIR_CALON}</w:t>
+      </w:r>
+    </w:p>
+    <w:p>
+      <w:pPr>
+        <w:pStyle w:val="BodyText"/>
+      </w:pPr>
+      <w:r>
+        <w:t xml:space="preserve">Agama : ${AGAMA_CALON}</w:t>
+      </w:r>
+    </w:p>
+    <w:p>
+      <w:pPr>
+        <w:pStyle w:val="BodyText"/>
+      </w:pPr>
+      <w:r>
+        <w:t xml:space="preserve">Pekerjaan : ${KERJA_CALON}</w:t>
+      </w:r>
+    </w:p>
+    <w:p>
+      <w:pPr>
+        <w:pStyle w:val="BodyText"/>
+      </w:pPr>
+      <w:r>
+        <w:t xml:space="preserve">Alamat : ${ALAMAT_CALON}</w:t>
       </w:r>
     </w:p>
     <w:p>
@@ -328,23 +328,23 @@
         <w:pStyle w:val="BodyText"/>
       </w:pPr>
       <w:r>
-        <w:t xml:space="preserve">$NAMA_DES, $TGL_SURAT</w:t>
-      </w:r>
-    </w:p>
-    <w:p>
-      <w:pPr>
-        <w:pStyle w:val="BodyText"/>
-      </w:pPr>
-      <w:r>
-        <w:t xml:space="preserve">$JABATAN,</w:t>
-      </w:r>
-    </w:p>
-    <w:p>
-      <w:pPr>
-        <w:pStyle w:val="BodyText"/>
-      </w:pPr>
-      <w:r>
-        <w:t xml:space="preserve">$NAMA_PAMONG</w:t>
+        <w:t xml:space="preserve">${NAMA_DES}, ${TGL_SURAT}</w:t>
+      </w:r>
+    </w:p>
+    <w:p>
+      <w:pPr>
+        <w:pStyle w:val="BodyText"/>
+      </w:pPr>
+      <w:r>
+        <w:t xml:space="preserve">${JABATAN},</w:t>
+      </w:r>
+    </w:p>
+    <w:p>
+      <w:pPr>
+        <w:pStyle w:val="BodyText"/>
+      </w:pPr>
+      <w:r>
+        <w:t xml:space="preserve">${NAMA_PAMONG}</w:t>
       </w:r>
     </w:p>
     <w:sectPr>
